--- a/DA/генерация датасета.docx
+++ b/DA/генерация датасета.docx
@@ -78,21 +78,7 @@
           <w:sz w:val="20"/>
           <w:szCs w:val="20"/>
         </w:rPr>
-        <w:t xml:space="preserve"> – концентрация газов (</w:t>
-      </w:r>
-      <w:r>
-        <w:rPr>
-          <w:sz w:val="20"/>
-          <w:szCs w:val="20"/>
-        </w:rPr>
-        <w:t>код АЦП</w:t>
-      </w:r>
-      <w:r>
-        <w:rPr>
-          <w:sz w:val="20"/>
-          <w:szCs w:val="20"/>
-        </w:rPr>
-        <w:t>)</w:t>
+        <w:t xml:space="preserve"> – концентрация газов (код АЦП)</w:t>
       </w:r>
     </w:p>
     <w:p>
@@ -127,21 +113,7 @@
           <w:sz w:val="20"/>
           <w:szCs w:val="20"/>
         </w:rPr>
-        <w:t>– концентрация газа (</w:t>
-      </w:r>
-      <w:r>
-        <w:rPr>
-          <w:sz w:val="20"/>
-          <w:szCs w:val="20"/>
-        </w:rPr>
-        <w:t>код АЦП</w:t>
-      </w:r>
-      <w:r>
-        <w:rPr>
-          <w:sz w:val="20"/>
-          <w:szCs w:val="20"/>
-        </w:rPr>
-        <w:t>)</w:t>
+        <w:t>– концентрация газа (код АЦП)</w:t>
       </w:r>
     </w:p>
     <w:p>
@@ -211,21 +183,7 @@
           <w:sz w:val="20"/>
           <w:szCs w:val="20"/>
         </w:rPr>
-        <w:t>температура (</w:t>
-      </w:r>
-      <w:r>
-        <w:rPr>
-          <w:sz w:val="20"/>
-          <w:szCs w:val="20"/>
-        </w:rPr>
-        <w:t>код АЦП</w:t>
-      </w:r>
-      <w:r>
-        <w:rPr>
-          <w:sz w:val="20"/>
-          <w:szCs w:val="20"/>
-        </w:rPr>
-        <w:t>), признак – порог превышения температуры (0 или 1)</w:t>
+        <w:t>температура (код АЦП), признак – порог превышения температуры (0 или 1)</w:t>
       </w:r>
     </w:p>
     <w:p>
@@ -253,14 +211,7 @@
           <w:sz w:val="20"/>
           <w:szCs w:val="20"/>
         </w:rPr>
-        <w:t xml:space="preserve">-21 </w:t>
-      </w:r>
-      <w:r>
-        <w:rPr>
-          <w:sz w:val="20"/>
-          <w:szCs w:val="20"/>
-        </w:rPr>
-        <w:t xml:space="preserve">и </w:t>
+        <w:t xml:space="preserve">-21 и </w:t>
       </w:r>
       <w:r>
         <w:rPr>
@@ -426,7 +377,14 @@
           <w:szCs w:val="20"/>
           <w:lang w:val="en-US"/>
         </w:rPr>
-        <w:t xml:space="preserve">csv </w:t>
+        <w:t>csv</w:t>
+      </w:r>
+      <w:r>
+        <w:rPr>
+          <w:sz w:val="20"/>
+          <w:szCs w:val="20"/>
+        </w:rPr>
+        <w:t xml:space="preserve"> </w:t>
       </w:r>
       <w:r>
         <w:rPr>
@@ -463,21 +421,7 @@
           <w:sz w:val="20"/>
           <w:szCs w:val="20"/>
         </w:rPr>
-        <w:t xml:space="preserve">Добавляем сюда: </w:t>
-      </w:r>
-      <w:r>
-        <w:rPr>
-          <w:sz w:val="20"/>
-          <w:szCs w:val="20"/>
-        </w:rPr>
-        <w:t xml:space="preserve">время </w:t>
-      </w:r>
-      <w:r>
-        <w:rPr>
-          <w:sz w:val="20"/>
-          <w:szCs w:val="20"/>
-        </w:rPr>
-        <w:t>и номер комнаты:</w:t>
+        <w:t>Добавляем сюда: время и номер комнаты:</w:t>
       </w:r>
     </w:p>
     <w:p>
@@ -652,12 +596,33 @@
     <w:p>
       <w:pPr>
         <w:rPr>
-          <w:i/>
-          <w:iCs/>
-          <w:sz w:val="16"/>
-          <w:szCs w:val="16"/>
-        </w:rPr>
-      </w:pPr>
+          <w:b/>
+          <w:bCs/>
+          <w:sz w:val="20"/>
+          <w:szCs w:val="20"/>
+        </w:rPr>
+      </w:pPr>
+      <w:proofErr w:type="spellStart"/>
+      <w:r>
+        <w:rPr>
+          <w:b/>
+          <w:bCs/>
+          <w:sz w:val="20"/>
+          <w:szCs w:val="20"/>
+          <w:lang w:val="en-US"/>
+        </w:rPr>
+        <w:t>Parplexity</w:t>
+      </w:r>
+      <w:proofErr w:type="spellEnd"/>
+      <w:r>
+        <w:rPr>
+          <w:b/>
+          <w:bCs/>
+          <w:sz w:val="20"/>
+          <w:szCs w:val="20"/>
+        </w:rPr>
+        <w:t>:</w:t>
+      </w:r>
     </w:p>
     <w:p>
       <w:pPr>
@@ -668,6 +633,35 @@
           <w:szCs w:val="16"/>
         </w:rPr>
       </w:pPr>
+      <w:r>
+        <w:rPr>
+          <w:i/>
+          <w:iCs/>
+          <w:sz w:val="16"/>
+          <w:szCs w:val="16"/>
+        </w:rPr>
+        <w:t>Ниже — пример Python</w:t>
+      </w:r>
+      <w:r>
+        <w:rPr>
+          <w:i/>
+          <w:iCs/>
+          <w:sz w:val="16"/>
+          <w:szCs w:val="16"/>
+        </w:rPr>
+        <w:noBreakHyphen/>
+        <w:t>скрипта, который генерирует размеченный CSV</w:t>
+      </w:r>
+      <w:r>
+        <w:rPr>
+          <w:i/>
+          <w:iCs/>
+          <w:sz w:val="16"/>
+          <w:szCs w:val="16"/>
+        </w:rPr>
+        <w:noBreakHyphen/>
+        <w:t>датасет с вашей структурой (год+ несколько сезонов, с учётом дня недели, сезона, времени суток, помещения и шума).</w:t>
+      </w:r>
     </w:p>
     <w:p>
       <w:pPr>
@@ -678,56 +672,360 @@
           <w:szCs w:val="16"/>
         </w:rPr>
       </w:pPr>
+      <w:r>
+        <w:rPr>
+          <w:i/>
+          <w:iCs/>
+          <w:sz w:val="16"/>
+          <w:szCs w:val="16"/>
+        </w:rPr>
+        <w:t>Формула индекса качества воздуха здесь — </w:t>
+      </w:r>
+      <w:r>
+        <w:rPr>
+          <w:b/>
+          <w:bCs/>
+          <w:i/>
+          <w:iCs/>
+          <w:sz w:val="16"/>
+          <w:szCs w:val="16"/>
+        </w:rPr>
+        <w:t>условная, но достаточно близкая к стандартным IAQ</w:t>
+      </w:r>
+      <w:r>
+        <w:rPr>
+          <w:b/>
+          <w:bCs/>
+          <w:i/>
+          <w:iCs/>
+          <w:sz w:val="16"/>
+          <w:szCs w:val="16"/>
+        </w:rPr>
+        <w:noBreakHyphen/>
+        <w:t>индексам</w:t>
+      </w:r>
+      <w:r>
+        <w:rPr>
+          <w:i/>
+          <w:iCs/>
+          <w:sz w:val="16"/>
+          <w:szCs w:val="16"/>
+        </w:rPr>
+        <w:t>:</w:t>
+      </w:r>
     </w:p>
     <w:p>
       <w:pPr>
-        <w:rPr>
-          <w:i/>
-          <w:iCs/>
-          <w:sz w:val="16"/>
-          <w:szCs w:val="16"/>
-        </w:rPr>
-      </w:pPr>
+        <w:numPr>
+          <w:ilvl w:val="0"/>
+          <w:numId w:val="2"/>
+        </w:numPr>
+        <w:rPr>
+          <w:i/>
+          <w:iCs/>
+          <w:sz w:val="16"/>
+          <w:szCs w:val="16"/>
+        </w:rPr>
+      </w:pPr>
+      <w:r>
+        <w:rPr>
+          <w:i/>
+          <w:iCs/>
+          <w:sz w:val="16"/>
+          <w:szCs w:val="16"/>
+        </w:rPr>
+        <w:t>база строится по IAQ</w:t>
+      </w:r>
+      <w:r>
+        <w:rPr>
+          <w:rFonts w:ascii="Cambria Math" w:hAnsi="Cambria Math" w:cs="Cambria Math"/>
+          <w:i/>
+          <w:iCs/>
+          <w:sz w:val="16"/>
+          <w:szCs w:val="16"/>
+        </w:rPr>
+        <w:t>∝</w:t>
+      </w:r>
+      <w:proofErr w:type="gramStart"/>
+      <w:r>
+        <w:rPr>
+          <w:i/>
+          <w:iCs/>
+          <w:sz w:val="16"/>
+          <w:szCs w:val="16"/>
+        </w:rPr>
+        <w:t>min</w:t>
+      </w:r>
+      <w:r>
+        <w:rPr>
+          <w:rFonts w:ascii="Cambria Math" w:hAnsi="Cambria Math" w:cs="Cambria Math"/>
+          <w:i/>
+          <w:iCs/>
+          <w:sz w:val="16"/>
+          <w:szCs w:val="16"/>
+        </w:rPr>
+        <w:t>⁡</w:t>
+      </w:r>
+      <w:r>
+        <w:rPr>
+          <w:i/>
+          <w:iCs/>
+          <w:sz w:val="16"/>
+          <w:szCs w:val="16"/>
+        </w:rPr>
+        <w:t>(</w:t>
+      </w:r>
+      <w:proofErr w:type="gramEnd"/>
+      <w:r>
+        <w:rPr>
+          <w:i/>
+          <w:iCs/>
+          <w:sz w:val="16"/>
+          <w:szCs w:val="16"/>
+        </w:rPr>
+        <w:t>CO,TVOC,CO2,</w:t>
+      </w:r>
+      <w:r>
+        <w:rPr>
+          <w:rFonts w:ascii="Aptos" w:hAnsi="Aptos" w:cs="Aptos"/>
+          <w:i/>
+          <w:iCs/>
+          <w:sz w:val="16"/>
+          <w:szCs w:val="16"/>
+        </w:rPr>
+        <w:t>влажность</w:t>
+      </w:r>
+      <w:r>
+        <w:rPr>
+          <w:i/>
+          <w:iCs/>
+          <w:sz w:val="16"/>
+          <w:szCs w:val="16"/>
+        </w:rPr>
+        <w:t>/</w:t>
+      </w:r>
+      <w:r>
+        <w:rPr>
+          <w:rFonts w:ascii="Aptos" w:hAnsi="Aptos" w:cs="Aptos"/>
+          <w:i/>
+          <w:iCs/>
+          <w:sz w:val="16"/>
+          <w:szCs w:val="16"/>
+        </w:rPr>
+        <w:t>температура</w:t>
+      </w:r>
+      <w:r>
+        <w:rPr>
+          <w:i/>
+          <w:iCs/>
+          <w:sz w:val="16"/>
+          <w:szCs w:val="16"/>
+        </w:rPr>
+        <w:t>)IAQ</w:t>
+      </w:r>
+      <w:r>
+        <w:rPr>
+          <w:rFonts w:ascii="Cambria Math" w:hAnsi="Cambria Math" w:cs="Cambria Math"/>
+          <w:i/>
+          <w:iCs/>
+          <w:sz w:val="16"/>
+          <w:szCs w:val="16"/>
+        </w:rPr>
+        <w:t>∝</w:t>
+      </w:r>
+      <w:r>
+        <w:rPr>
+          <w:i/>
+          <w:iCs/>
+          <w:sz w:val="16"/>
+          <w:szCs w:val="16"/>
+        </w:rPr>
+        <w:t>min(CO,TVOC,CO2</w:t>
+      </w:r>
+      <w:r>
+        <w:rPr>
+          <w:rFonts w:ascii="Arial" w:hAnsi="Arial" w:cs="Arial"/>
+          <w:i/>
+          <w:iCs/>
+          <w:sz w:val="16"/>
+          <w:szCs w:val="16"/>
+        </w:rPr>
+        <w:t>​</w:t>
+      </w:r>
+      <w:r>
+        <w:rPr>
+          <w:i/>
+          <w:iCs/>
+          <w:sz w:val="16"/>
+          <w:szCs w:val="16"/>
+        </w:rPr>
+        <w:t>,влажность/температура);</w:t>
+      </w:r>
     </w:p>
     <w:p>
       <w:pPr>
-        <w:rPr>
-          <w:i/>
-          <w:iCs/>
-          <w:sz w:val="16"/>
-          <w:szCs w:val="16"/>
-        </w:rPr>
-      </w:pPr>
+        <w:numPr>
+          <w:ilvl w:val="0"/>
+          <w:numId w:val="2"/>
+        </w:numPr>
+        <w:rPr>
+          <w:i/>
+          <w:iCs/>
+          <w:sz w:val="16"/>
+          <w:szCs w:val="16"/>
+        </w:rPr>
+      </w:pPr>
+      <w:r>
+        <w:rPr>
+          <w:i/>
+          <w:iCs/>
+          <w:sz w:val="16"/>
+          <w:szCs w:val="16"/>
+        </w:rPr>
+        <w:t>добавлена же модификация: </w:t>
+      </w:r>
+      <w:r>
+        <w:rPr>
+          <w:b/>
+          <w:bCs/>
+          <w:i/>
+          <w:iCs/>
+          <w:sz w:val="16"/>
+          <w:szCs w:val="16"/>
+        </w:rPr>
+        <w:t>вес каждого компонента зависит от дня недели, сезона, времени суток и номера помещения</w:t>
+      </w:r>
+      <w:r>
+        <w:rPr>
+          <w:i/>
+          <w:iCs/>
+          <w:sz w:val="16"/>
+          <w:szCs w:val="16"/>
+        </w:rPr>
+        <w:t>.</w:t>
+      </w:r>
     </w:p>
     <w:p>
       <w:pPr>
         <w:rPr>
-          <w:i/>
-          <w:iCs/>
-          <w:sz w:val="16"/>
-          <w:szCs w:val="16"/>
-        </w:rPr>
-      </w:pPr>
+          <w:b/>
+          <w:bCs/>
+          <w:i/>
+          <w:iCs/>
+          <w:sz w:val="16"/>
+          <w:szCs w:val="16"/>
+        </w:rPr>
+      </w:pPr>
+      <w:r>
+        <w:rPr>
+          <w:b/>
+          <w:bCs/>
+          <w:i/>
+          <w:iCs/>
+          <w:sz w:val="16"/>
+          <w:szCs w:val="16"/>
+        </w:rPr>
+        <w:t>Что делает этот скрипт</w:t>
+      </w:r>
     </w:p>
     <w:p>
       <w:pPr>
-        <w:rPr>
-          <w:i/>
-          <w:iCs/>
-          <w:sz w:val="16"/>
-          <w:szCs w:val="16"/>
-        </w:rPr>
-      </w:pPr>
+        <w:numPr>
+          <w:ilvl w:val="0"/>
+          <w:numId w:val="3"/>
+        </w:numPr>
+        <w:rPr>
+          <w:i/>
+          <w:iCs/>
+          <w:sz w:val="16"/>
+          <w:szCs w:val="16"/>
+        </w:rPr>
+      </w:pPr>
+      <w:r>
+        <w:rPr>
+          <w:i/>
+          <w:iCs/>
+          <w:sz w:val="16"/>
+          <w:szCs w:val="16"/>
+        </w:rPr>
+        <w:t>генерирует </w:t>
+      </w:r>
+      <w:proofErr w:type="spellStart"/>
+      <w:r>
+        <w:rPr>
+          <w:b/>
+          <w:bCs/>
+          <w:i/>
+          <w:iCs/>
+          <w:sz w:val="16"/>
+          <w:szCs w:val="16"/>
+        </w:rPr>
+        <w:t>сильшие</w:t>
+      </w:r>
+      <w:proofErr w:type="spellEnd"/>
+      <w:r>
+        <w:rPr>
+          <w:b/>
+          <w:bCs/>
+          <w:i/>
+          <w:iCs/>
+          <w:sz w:val="16"/>
+          <w:szCs w:val="16"/>
+        </w:rPr>
+        <w:t xml:space="preserve"> уровни CO/CО₂/TVOC в летние дни, по воскресеньям, в обед и в выделенных помещениях по средам</w:t>
+      </w:r>
+      <w:r>
+        <w:rPr>
+          <w:i/>
+          <w:iCs/>
+          <w:sz w:val="16"/>
+          <w:szCs w:val="16"/>
+        </w:rPr>
+        <w:t>;</w:t>
+      </w:r>
     </w:p>
     <w:p>
       <w:pPr>
-        <w:rPr>
-          <w:i/>
-          <w:iCs/>
-          <w:sz w:val="16"/>
-          <w:szCs w:val="16"/>
-        </w:rPr>
-      </w:pPr>
+        <w:numPr>
+          <w:ilvl w:val="0"/>
+          <w:numId w:val="3"/>
+        </w:numPr>
+        <w:rPr>
+          <w:i/>
+          <w:iCs/>
+          <w:sz w:val="16"/>
+          <w:szCs w:val="16"/>
+        </w:rPr>
+      </w:pPr>
+      <w:r>
+        <w:rPr>
+          <w:i/>
+          <w:iCs/>
+          <w:sz w:val="16"/>
+          <w:szCs w:val="16"/>
+        </w:rPr>
+        <w:t>добавляет </w:t>
+      </w:r>
+      <w:r>
+        <w:rPr>
+          <w:b/>
+          <w:bCs/>
+          <w:i/>
+          <w:iCs/>
+          <w:sz w:val="16"/>
+          <w:szCs w:val="16"/>
+        </w:rPr>
+        <w:t>шум</w:t>
+      </w:r>
+      <w:r>
+        <w:rPr>
+          <w:i/>
+          <w:iCs/>
+          <w:sz w:val="16"/>
+          <w:szCs w:val="16"/>
+        </w:rPr>
+        <w:t> ко всем аналоговым/цифровым показаниям;</w:t>
+      </w:r>
     </w:p>
     <w:p>
       <w:pPr>
@@ -738,66 +1036,224 @@
           <w:szCs w:val="16"/>
         </w:rPr>
       </w:pPr>
+      <w:r>
+        <w:rPr>
+          <w:i/>
+          <w:iCs/>
+          <w:sz w:val="16"/>
+          <w:szCs w:val="16"/>
+        </w:rPr>
+        <w:t>Добавим в ваш скрипт новую целевую переменную </w:t>
+      </w:r>
+      <w:proofErr w:type="spellStart"/>
+      <w:r>
+        <w:rPr>
+          <w:i/>
+          <w:iCs/>
+          <w:sz w:val="16"/>
+          <w:szCs w:val="16"/>
+        </w:rPr>
+        <w:t>iaq_class</w:t>
+      </w:r>
+      <w:proofErr w:type="spellEnd"/>
+      <w:r>
+        <w:rPr>
+          <w:i/>
+          <w:iCs/>
+          <w:sz w:val="16"/>
+          <w:szCs w:val="16"/>
+        </w:rPr>
+        <w:t> (0–5) на основе </w:t>
+      </w:r>
+      <w:proofErr w:type="spellStart"/>
+      <w:r>
+        <w:rPr>
+          <w:i/>
+          <w:iCs/>
+          <w:sz w:val="16"/>
+          <w:szCs w:val="16"/>
+        </w:rPr>
+        <w:t>iaq_score</w:t>
+      </w:r>
+      <w:proofErr w:type="spellEnd"/>
+      <w:r>
+        <w:rPr>
+          <w:i/>
+          <w:iCs/>
+          <w:sz w:val="16"/>
+          <w:szCs w:val="16"/>
+        </w:rPr>
+        <w:t> из </w:t>
+      </w:r>
+      <w:proofErr w:type="spellStart"/>
+      <w:r>
+        <w:rPr>
+          <w:i/>
+          <w:iCs/>
+          <w:sz w:val="16"/>
+          <w:szCs w:val="16"/>
+        </w:rPr>
+        <w:t>compute_iaq</w:t>
+      </w:r>
+      <w:proofErr w:type="spellEnd"/>
+      <w:r>
+        <w:rPr>
+          <w:i/>
+          <w:iCs/>
+          <w:sz w:val="16"/>
+          <w:szCs w:val="16"/>
+        </w:rPr>
+        <w:t>.</w:t>
+      </w:r>
+      <w:r>
+        <w:rPr>
+          <w:i/>
+          <w:iCs/>
+          <w:sz w:val="16"/>
+          <w:szCs w:val="16"/>
+        </w:rPr>
+        <w:br/>
+        <w:t>Структура классов:</w:t>
+      </w:r>
     </w:p>
     <w:p>
       <w:pPr>
-        <w:rPr>
-          <w:i/>
-          <w:iCs/>
-          <w:sz w:val="16"/>
-          <w:szCs w:val="16"/>
-        </w:rPr>
-      </w:pPr>
+        <w:numPr>
+          <w:ilvl w:val="0"/>
+          <w:numId w:val="4"/>
+        </w:numPr>
+        <w:rPr>
+          <w:i/>
+          <w:iCs/>
+          <w:sz w:val="16"/>
+          <w:szCs w:val="16"/>
+        </w:rPr>
+      </w:pPr>
+      <w:r>
+        <w:rPr>
+          <w:i/>
+          <w:iCs/>
+          <w:sz w:val="16"/>
+          <w:szCs w:val="16"/>
+        </w:rPr>
+        <w:t>0 — отлично</w:t>
+      </w:r>
     </w:p>
     <w:p>
       <w:pPr>
-        <w:rPr>
-          <w:i/>
-          <w:iCs/>
-          <w:sz w:val="16"/>
-          <w:szCs w:val="16"/>
-        </w:rPr>
-      </w:pPr>
+        <w:numPr>
+          <w:ilvl w:val="0"/>
+          <w:numId w:val="4"/>
+        </w:numPr>
+        <w:rPr>
+          <w:i/>
+          <w:iCs/>
+          <w:sz w:val="16"/>
+          <w:szCs w:val="16"/>
+        </w:rPr>
+      </w:pPr>
+      <w:r>
+        <w:rPr>
+          <w:i/>
+          <w:iCs/>
+          <w:sz w:val="16"/>
+          <w:szCs w:val="16"/>
+        </w:rPr>
+        <w:t>1 — хорошо</w:t>
+      </w:r>
     </w:p>
     <w:p>
       <w:pPr>
-        <w:rPr>
-          <w:i/>
-          <w:iCs/>
-          <w:sz w:val="16"/>
-          <w:szCs w:val="16"/>
-        </w:rPr>
-      </w:pPr>
+        <w:numPr>
+          <w:ilvl w:val="0"/>
+          <w:numId w:val="4"/>
+        </w:numPr>
+        <w:rPr>
+          <w:i/>
+          <w:iCs/>
+          <w:sz w:val="16"/>
+          <w:szCs w:val="16"/>
+        </w:rPr>
+      </w:pPr>
+      <w:r>
+        <w:rPr>
+          <w:i/>
+          <w:iCs/>
+          <w:sz w:val="16"/>
+          <w:szCs w:val="16"/>
+        </w:rPr>
+        <w:t>2 — удовлетворительно</w:t>
+      </w:r>
     </w:p>
     <w:p>
       <w:pPr>
-        <w:rPr>
-          <w:i/>
-          <w:iCs/>
-          <w:sz w:val="16"/>
-          <w:szCs w:val="16"/>
-        </w:rPr>
-      </w:pPr>
+        <w:numPr>
+          <w:ilvl w:val="0"/>
+          <w:numId w:val="4"/>
+        </w:numPr>
+        <w:rPr>
+          <w:i/>
+          <w:iCs/>
+          <w:sz w:val="16"/>
+          <w:szCs w:val="16"/>
+        </w:rPr>
+      </w:pPr>
+      <w:r>
+        <w:rPr>
+          <w:i/>
+          <w:iCs/>
+          <w:sz w:val="16"/>
+          <w:szCs w:val="16"/>
+        </w:rPr>
+        <w:lastRenderedPageBreak/>
+        <w:t>3 — плохо</w:t>
+      </w:r>
     </w:p>
     <w:p>
       <w:pPr>
-        <w:rPr>
-          <w:i/>
-          <w:iCs/>
-          <w:sz w:val="16"/>
-          <w:szCs w:val="16"/>
-        </w:rPr>
-      </w:pPr>
+        <w:numPr>
+          <w:ilvl w:val="0"/>
+          <w:numId w:val="4"/>
+        </w:numPr>
+        <w:rPr>
+          <w:i/>
+          <w:iCs/>
+          <w:sz w:val="16"/>
+          <w:szCs w:val="16"/>
+        </w:rPr>
+      </w:pPr>
+      <w:r>
+        <w:rPr>
+          <w:i/>
+          <w:iCs/>
+          <w:sz w:val="16"/>
+          <w:szCs w:val="16"/>
+        </w:rPr>
+        <w:t>4 — очень плохо</w:t>
+      </w:r>
     </w:p>
     <w:p>
       <w:pPr>
-        <w:rPr>
-          <w:i/>
-          <w:iCs/>
-          <w:sz w:val="16"/>
-          <w:szCs w:val="16"/>
-        </w:rPr>
-      </w:pPr>
+        <w:numPr>
+          <w:ilvl w:val="0"/>
+          <w:numId w:val="4"/>
+        </w:numPr>
+        <w:rPr>
+          <w:i/>
+          <w:iCs/>
+          <w:sz w:val="16"/>
+          <w:szCs w:val="16"/>
+        </w:rPr>
+      </w:pPr>
+      <w:r>
+        <w:rPr>
+          <w:i/>
+          <w:iCs/>
+          <w:sz w:val="16"/>
+          <w:szCs w:val="16"/>
+        </w:rPr>
+        <w:t>5 — авария (срочно покинуть помещение)</w:t>
+      </w:r>
     </w:p>
     <w:p>
       <w:pPr>
@@ -812,16 +1268,162 @@
     <w:p>
       <w:pPr>
         <w:rPr>
-          <w:sz w:val="20"/>
-          <w:szCs w:val="20"/>
-        </w:rPr>
-      </w:pPr>
-      <w:r>
-        <w:rPr>
-          <w:sz w:val="20"/>
-          <w:szCs w:val="20"/>
-        </w:rPr>
-        <w:lastRenderedPageBreak/>
+          <w:i/>
+          <w:iCs/>
+          <w:sz w:val="16"/>
+          <w:szCs w:val="16"/>
+        </w:rPr>
+      </w:pPr>
+      <w:r>
+        <w:rPr>
+          <w:i/>
+          <w:iCs/>
+          <w:sz w:val="16"/>
+          <w:szCs w:val="16"/>
+        </w:rPr>
+        <w:t>Теперь в CSV у тебя будет:</w:t>
+      </w:r>
+    </w:p>
+    <w:p>
+      <w:pPr>
+        <w:numPr>
+          <w:ilvl w:val="0"/>
+          <w:numId w:val="5"/>
+        </w:numPr>
+        <w:rPr>
+          <w:i/>
+          <w:iCs/>
+          <w:sz w:val="16"/>
+          <w:szCs w:val="16"/>
+        </w:rPr>
+      </w:pPr>
+      <w:proofErr w:type="spellStart"/>
+      <w:r>
+        <w:rPr>
+          <w:i/>
+          <w:iCs/>
+          <w:sz w:val="16"/>
+          <w:szCs w:val="16"/>
+        </w:rPr>
+        <w:t>iaq_index</w:t>
+      </w:r>
+      <w:proofErr w:type="spellEnd"/>
+      <w:r>
+        <w:rPr>
+          <w:i/>
+          <w:iCs/>
+          <w:sz w:val="16"/>
+          <w:szCs w:val="16"/>
+        </w:rPr>
+        <w:t> — непрерывный индекс 0–100 (можно использовать как регрессия);</w:t>
+      </w:r>
+    </w:p>
+    <w:p>
+      <w:pPr>
+        <w:numPr>
+          <w:ilvl w:val="0"/>
+          <w:numId w:val="5"/>
+        </w:numPr>
+        <w:rPr>
+          <w:i/>
+          <w:iCs/>
+          <w:sz w:val="16"/>
+          <w:szCs w:val="16"/>
+        </w:rPr>
+      </w:pPr>
+      <w:proofErr w:type="spellStart"/>
+      <w:r>
+        <w:rPr>
+          <w:i/>
+          <w:iCs/>
+          <w:sz w:val="16"/>
+          <w:szCs w:val="16"/>
+        </w:rPr>
+        <w:t>iaq_class</w:t>
+      </w:r>
+      <w:proofErr w:type="spellEnd"/>
+      <w:r>
+        <w:rPr>
+          <w:i/>
+          <w:iCs/>
+          <w:sz w:val="16"/>
+          <w:szCs w:val="16"/>
+        </w:rPr>
+        <w:t> — целевая классификация 0–5 для ML</w:t>
+      </w:r>
+      <w:r>
+        <w:rPr>
+          <w:i/>
+          <w:iCs/>
+          <w:sz w:val="16"/>
+          <w:szCs w:val="16"/>
+        </w:rPr>
+        <w:noBreakHyphen/>
+        <w:t>модели (например, </w:t>
+      </w:r>
+      <w:proofErr w:type="spellStart"/>
+      <w:r>
+        <w:rPr>
+          <w:i/>
+          <w:iCs/>
+          <w:sz w:val="16"/>
+          <w:szCs w:val="16"/>
+        </w:rPr>
+        <w:t>target</w:t>
+      </w:r>
+      <w:proofErr w:type="spellEnd"/>
+      <w:r>
+        <w:rPr>
+          <w:i/>
+          <w:iCs/>
+          <w:sz w:val="16"/>
+          <w:szCs w:val="16"/>
+        </w:rPr>
+        <w:t xml:space="preserve"> = </w:t>
+      </w:r>
+      <w:proofErr w:type="spellStart"/>
+      <w:r>
+        <w:rPr>
+          <w:i/>
+          <w:iCs/>
+          <w:sz w:val="16"/>
+          <w:szCs w:val="16"/>
+        </w:rPr>
+        <w:t>iaq_class</w:t>
+      </w:r>
+      <w:proofErr w:type="spellEnd"/>
+      <w:r>
+        <w:rPr>
+          <w:i/>
+          <w:iCs/>
+          <w:sz w:val="16"/>
+          <w:szCs w:val="16"/>
+        </w:rPr>
+        <w:t>).</w:t>
+      </w:r>
+    </w:p>
+    <w:p>
+      <w:pPr>
+        <w:rPr>
+          <w:i/>
+          <w:iCs/>
+          <w:sz w:val="16"/>
+          <w:szCs w:val="16"/>
+        </w:rPr>
+      </w:pPr>
+    </w:p>
+    <w:p>
+      <w:pPr>
+        <w:rPr>
+          <w:sz w:val="20"/>
+          <w:szCs w:val="20"/>
+        </w:rPr>
+      </w:pPr>
+      <w:r>
+        <w:rPr>
+          <w:sz w:val="20"/>
+          <w:szCs w:val="20"/>
+        </w:rPr>
         <w:t>Таблица данных:</w:t>
       </w:r>
     </w:p>
@@ -833,13 +1435,13 @@
       </w:tblPr>
       <w:tblGrid>
         <w:gridCol w:w="1427"/>
-        <w:gridCol w:w="4807"/>
-        <w:gridCol w:w="3111"/>
+        <w:gridCol w:w="4808"/>
+        <w:gridCol w:w="3110"/>
       </w:tblGrid>
       <w:tr>
         <w:tc>
           <w:tcPr>
-            <w:tcW w:w="1413" w:type="dxa"/>
+            <w:tcW w:w="1427" w:type="dxa"/>
             <w:vAlign w:val="bottom"/>
           </w:tcPr>
           <w:p>
@@ -864,7 +1466,7 @@
         </w:tc>
         <w:tc>
           <w:tcPr>
-            <w:tcW w:w="4817" w:type="dxa"/>
+            <w:tcW w:w="4808" w:type="dxa"/>
             <w:vAlign w:val="bottom"/>
           </w:tcPr>
           <w:p>
@@ -889,7 +1491,7 @@
         </w:tc>
         <w:tc>
           <w:tcPr>
-            <w:tcW w:w="3115" w:type="dxa"/>
+            <w:tcW w:w="3110" w:type="dxa"/>
             <w:vAlign w:val="bottom"/>
           </w:tcPr>
           <w:p>
@@ -916,7 +1518,7 @@
       <w:tr>
         <w:tc>
           <w:tcPr>
-            <w:tcW w:w="1413" w:type="dxa"/>
+            <w:tcW w:w="1427" w:type="dxa"/>
             <w:vAlign w:val="bottom"/>
           </w:tcPr>
           <w:p>
@@ -941,7 +1543,7 @@
         </w:tc>
         <w:tc>
           <w:tcPr>
-            <w:tcW w:w="4817" w:type="dxa"/>
+            <w:tcW w:w="4808" w:type="dxa"/>
             <w:vAlign w:val="bottom"/>
           </w:tcPr>
           <w:p>
@@ -986,7 +1588,7 @@
         </w:tc>
         <w:tc>
           <w:tcPr>
-            <w:tcW w:w="3115" w:type="dxa"/>
+            <w:tcW w:w="3110" w:type="dxa"/>
             <w:vAlign w:val="bottom"/>
           </w:tcPr>
           <w:p>
@@ -1011,7 +1613,7 @@
       <w:tr>
         <w:tc>
           <w:tcPr>
-            <w:tcW w:w="1413" w:type="dxa"/>
+            <w:tcW w:w="1427" w:type="dxa"/>
             <w:vAlign w:val="bottom"/>
           </w:tcPr>
           <w:p>
@@ -1036,7 +1638,7 @@
         </w:tc>
         <w:tc>
           <w:tcPr>
-            <w:tcW w:w="4817" w:type="dxa"/>
+            <w:tcW w:w="4808" w:type="dxa"/>
             <w:vAlign w:val="bottom"/>
           </w:tcPr>
           <w:p>
@@ -1059,7 +1661,7 @@
         </w:tc>
         <w:tc>
           <w:tcPr>
-            <w:tcW w:w="3115" w:type="dxa"/>
+            <w:tcW w:w="3110" w:type="dxa"/>
             <w:vAlign w:val="bottom"/>
           </w:tcPr>
           <w:p>
@@ -1084,7 +1686,7 @@
       <w:tr>
         <w:tc>
           <w:tcPr>
-            <w:tcW w:w="1413" w:type="dxa"/>
+            <w:tcW w:w="1427" w:type="dxa"/>
             <w:vAlign w:val="bottom"/>
           </w:tcPr>
           <w:p>
@@ -1109,7 +1711,7 @@
         </w:tc>
         <w:tc>
           <w:tcPr>
-            <w:tcW w:w="4817" w:type="dxa"/>
+            <w:tcW w:w="4808" w:type="dxa"/>
             <w:vAlign w:val="bottom"/>
           </w:tcPr>
           <w:p>
@@ -1132,7 +1734,7 @@
         </w:tc>
         <w:tc>
           <w:tcPr>
-            <w:tcW w:w="3115" w:type="dxa"/>
+            <w:tcW w:w="3110" w:type="dxa"/>
             <w:vAlign w:val="bottom"/>
           </w:tcPr>
           <w:p>
@@ -1157,7 +1759,7 @@
       <w:tr>
         <w:tc>
           <w:tcPr>
-            <w:tcW w:w="1413" w:type="dxa"/>
+            <w:tcW w:w="1427" w:type="dxa"/>
             <w:vAlign w:val="bottom"/>
           </w:tcPr>
           <w:p>
@@ -1182,7 +1784,7 @@
         </w:tc>
         <w:tc>
           <w:tcPr>
-            <w:tcW w:w="4817" w:type="dxa"/>
+            <w:tcW w:w="4808" w:type="dxa"/>
             <w:vAlign w:val="bottom"/>
           </w:tcPr>
           <w:p>
@@ -1225,7 +1827,7 @@
         </w:tc>
         <w:tc>
           <w:tcPr>
-            <w:tcW w:w="3115" w:type="dxa"/>
+            <w:tcW w:w="3110" w:type="dxa"/>
             <w:vAlign w:val="bottom"/>
           </w:tcPr>
           <w:p>
@@ -1250,7 +1852,7 @@
       <w:tr>
         <w:tc>
           <w:tcPr>
-            <w:tcW w:w="1413" w:type="dxa"/>
+            <w:tcW w:w="1427" w:type="dxa"/>
             <w:vAlign w:val="bottom"/>
           </w:tcPr>
           <w:p>
@@ -1275,7 +1877,7 @@
         </w:tc>
         <w:tc>
           <w:tcPr>
-            <w:tcW w:w="4817" w:type="dxa"/>
+            <w:tcW w:w="4808" w:type="dxa"/>
             <w:vAlign w:val="bottom"/>
           </w:tcPr>
           <w:p>
@@ -1298,7 +1900,7 @@
         </w:tc>
         <w:tc>
           <w:tcPr>
-            <w:tcW w:w="3115" w:type="dxa"/>
+            <w:tcW w:w="3110" w:type="dxa"/>
             <w:vAlign w:val="bottom"/>
           </w:tcPr>
           <w:p>
@@ -1326,7 +1928,7 @@
         </w:trPr>
         <w:tc>
           <w:tcPr>
-            <w:tcW w:w="1413" w:type="dxa"/>
+            <w:tcW w:w="1427" w:type="dxa"/>
             <w:vAlign w:val="bottom"/>
           </w:tcPr>
           <w:p>
@@ -1349,7 +1951,7 @@
         </w:tc>
         <w:tc>
           <w:tcPr>
-            <w:tcW w:w="4817" w:type="dxa"/>
+            <w:tcW w:w="4808" w:type="dxa"/>
             <w:vAlign w:val="bottom"/>
           </w:tcPr>
           <w:p>
@@ -1382,7 +1984,7 @@
         </w:tc>
         <w:tc>
           <w:tcPr>
-            <w:tcW w:w="3115" w:type="dxa"/>
+            <w:tcW w:w="3110" w:type="dxa"/>
             <w:vAlign w:val="bottom"/>
           </w:tcPr>
           <w:p>
@@ -1410,7 +2012,7 @@
         </w:trPr>
         <w:tc>
           <w:tcPr>
-            <w:tcW w:w="1413" w:type="dxa"/>
+            <w:tcW w:w="1427" w:type="dxa"/>
             <w:vAlign w:val="bottom"/>
           </w:tcPr>
           <w:p>
@@ -1433,7 +2035,7 @@
         </w:tc>
         <w:tc>
           <w:tcPr>
-            <w:tcW w:w="4817" w:type="dxa"/>
+            <w:tcW w:w="4808" w:type="dxa"/>
             <w:vAlign w:val="bottom"/>
           </w:tcPr>
           <w:p>
@@ -1466,7 +2068,7 @@
         </w:tc>
         <w:tc>
           <w:tcPr>
-            <w:tcW w:w="3115" w:type="dxa"/>
+            <w:tcW w:w="3110" w:type="dxa"/>
             <w:vAlign w:val="bottom"/>
           </w:tcPr>
           <w:p>
@@ -1494,7 +2096,7 @@
         </w:trPr>
         <w:tc>
           <w:tcPr>
-            <w:tcW w:w="1413" w:type="dxa"/>
+            <w:tcW w:w="1427" w:type="dxa"/>
             <w:vAlign w:val="bottom"/>
           </w:tcPr>
           <w:p>
@@ -1519,7 +2121,7 @@
         </w:tc>
         <w:tc>
           <w:tcPr>
-            <w:tcW w:w="4817" w:type="dxa"/>
+            <w:tcW w:w="4808" w:type="dxa"/>
             <w:vAlign w:val="bottom"/>
           </w:tcPr>
           <w:p>
@@ -1542,7 +2144,7 @@
         </w:tc>
         <w:tc>
           <w:tcPr>
-            <w:tcW w:w="3115" w:type="dxa"/>
+            <w:tcW w:w="3110" w:type="dxa"/>
             <w:vAlign w:val="bottom"/>
           </w:tcPr>
           <w:p>
@@ -1570,7 +2172,7 @@
         </w:trPr>
         <w:tc>
           <w:tcPr>
-            <w:tcW w:w="1413" w:type="dxa"/>
+            <w:tcW w:w="1427" w:type="dxa"/>
             <w:vAlign w:val="bottom"/>
           </w:tcPr>
           <w:p>
@@ -1595,7 +2197,7 @@
         </w:tc>
         <w:tc>
           <w:tcPr>
-            <w:tcW w:w="4817" w:type="dxa"/>
+            <w:tcW w:w="4808" w:type="dxa"/>
             <w:vAlign w:val="bottom"/>
           </w:tcPr>
           <w:p>
@@ -1618,7 +2220,7 @@
         </w:tc>
         <w:tc>
           <w:tcPr>
-            <w:tcW w:w="3115" w:type="dxa"/>
+            <w:tcW w:w="3110" w:type="dxa"/>
             <w:vAlign w:val="bottom"/>
           </w:tcPr>
           <w:p>
@@ -1646,7 +2248,7 @@
         </w:trPr>
         <w:tc>
           <w:tcPr>
-            <w:tcW w:w="1413" w:type="dxa"/>
+            <w:tcW w:w="1427" w:type="dxa"/>
             <w:vAlign w:val="bottom"/>
           </w:tcPr>
           <w:p>
@@ -1669,7 +2271,7 @@
         </w:tc>
         <w:tc>
           <w:tcPr>
-            <w:tcW w:w="4817" w:type="dxa"/>
+            <w:tcW w:w="4808" w:type="dxa"/>
             <w:vAlign w:val="bottom"/>
           </w:tcPr>
           <w:p>
@@ -1702,7 +2304,7 @@
         </w:tc>
         <w:tc>
           <w:tcPr>
-            <w:tcW w:w="3115" w:type="dxa"/>
+            <w:tcW w:w="3110" w:type="dxa"/>
             <w:vAlign w:val="bottom"/>
           </w:tcPr>
           <w:p>
@@ -1730,7 +2332,7 @@
         </w:trPr>
         <w:tc>
           <w:tcPr>
-            <w:tcW w:w="1413" w:type="dxa"/>
+            <w:tcW w:w="1427" w:type="dxa"/>
             <w:vAlign w:val="bottom"/>
           </w:tcPr>
           <w:p>
@@ -1753,7 +2355,7 @@
         </w:tc>
         <w:tc>
           <w:tcPr>
-            <w:tcW w:w="4817" w:type="dxa"/>
+            <w:tcW w:w="4808" w:type="dxa"/>
             <w:vAlign w:val="bottom"/>
           </w:tcPr>
           <w:p>
@@ -1786,7 +2388,7 @@
         </w:tc>
         <w:tc>
           <w:tcPr>
-            <w:tcW w:w="3115" w:type="dxa"/>
+            <w:tcW w:w="3110" w:type="dxa"/>
             <w:vAlign w:val="bottom"/>
           </w:tcPr>
           <w:p>
@@ -1814,7 +2416,7 @@
         </w:trPr>
         <w:tc>
           <w:tcPr>
-            <w:tcW w:w="1413" w:type="dxa"/>
+            <w:tcW w:w="1427" w:type="dxa"/>
             <w:vAlign w:val="bottom"/>
           </w:tcPr>
           <w:p>
@@ -1839,7 +2441,7 @@
         </w:tc>
         <w:tc>
           <w:tcPr>
-            <w:tcW w:w="4817" w:type="dxa"/>
+            <w:tcW w:w="4808" w:type="dxa"/>
             <w:vAlign w:val="bottom"/>
           </w:tcPr>
           <w:p>
@@ -1862,7 +2464,7 @@
         </w:tc>
         <w:tc>
           <w:tcPr>
-            <w:tcW w:w="3115" w:type="dxa"/>
+            <w:tcW w:w="3110" w:type="dxa"/>
             <w:vAlign w:val="bottom"/>
           </w:tcPr>
           <w:p>
@@ -1890,7 +2492,7 @@
         </w:trPr>
         <w:tc>
           <w:tcPr>
-            <w:tcW w:w="1413" w:type="dxa"/>
+            <w:tcW w:w="1427" w:type="dxa"/>
             <w:vAlign w:val="bottom"/>
           </w:tcPr>
           <w:p>
@@ -1915,7 +2517,7 @@
         </w:tc>
         <w:tc>
           <w:tcPr>
-            <w:tcW w:w="4817" w:type="dxa"/>
+            <w:tcW w:w="4808" w:type="dxa"/>
             <w:vAlign w:val="bottom"/>
           </w:tcPr>
           <w:p>
@@ -1938,7 +2540,7 @@
         </w:tc>
         <w:tc>
           <w:tcPr>
-            <w:tcW w:w="3115" w:type="dxa"/>
+            <w:tcW w:w="3110" w:type="dxa"/>
             <w:vAlign w:val="bottom"/>
           </w:tcPr>
           <w:p>
@@ -1977,7 +2579,7 @@
         </w:trPr>
         <w:tc>
           <w:tcPr>
-            <w:tcW w:w="1413" w:type="dxa"/>
+            <w:tcW w:w="1427" w:type="dxa"/>
             <w:vAlign w:val="bottom"/>
           </w:tcPr>
           <w:p>
@@ -2000,7 +2602,7 @@
         </w:tc>
         <w:tc>
           <w:tcPr>
-            <w:tcW w:w="4817" w:type="dxa"/>
+            <w:tcW w:w="4808" w:type="dxa"/>
             <w:vAlign w:val="bottom"/>
           </w:tcPr>
           <w:p>
@@ -2043,7 +2645,7 @@
         </w:tc>
         <w:tc>
           <w:tcPr>
-            <w:tcW w:w="3115" w:type="dxa"/>
+            <w:tcW w:w="3110" w:type="dxa"/>
             <w:vAlign w:val="bottom"/>
           </w:tcPr>
           <w:p>
@@ -2082,7 +2684,7 @@
         </w:trPr>
         <w:tc>
           <w:tcPr>
-            <w:tcW w:w="1413" w:type="dxa"/>
+            <w:tcW w:w="1427" w:type="dxa"/>
             <w:vAlign w:val="bottom"/>
           </w:tcPr>
           <w:p>
@@ -2107,7 +2709,7 @@
         </w:tc>
         <w:tc>
           <w:tcPr>
-            <w:tcW w:w="4817" w:type="dxa"/>
+            <w:tcW w:w="4808" w:type="dxa"/>
             <w:vAlign w:val="bottom"/>
           </w:tcPr>
           <w:p>
@@ -2140,7 +2742,7 @@
         </w:tc>
         <w:tc>
           <w:tcPr>
-            <w:tcW w:w="3115" w:type="dxa"/>
+            <w:tcW w:w="3110" w:type="dxa"/>
             <w:vAlign w:val="bottom"/>
           </w:tcPr>
           <w:p>
@@ -2168,7 +2770,7 @@
         </w:trPr>
         <w:tc>
           <w:tcPr>
-            <w:tcW w:w="1413" w:type="dxa"/>
+            <w:tcW w:w="1427" w:type="dxa"/>
             <w:vAlign w:val="bottom"/>
           </w:tcPr>
           <w:p>
@@ -2193,7 +2795,7 @@
         </w:tc>
         <w:tc>
           <w:tcPr>
-            <w:tcW w:w="4817" w:type="dxa"/>
+            <w:tcW w:w="4808" w:type="dxa"/>
             <w:vAlign w:val="bottom"/>
           </w:tcPr>
           <w:p>
@@ -2226,7 +2828,7 @@
         </w:tc>
         <w:tc>
           <w:tcPr>
-            <w:tcW w:w="3115" w:type="dxa"/>
+            <w:tcW w:w="3110" w:type="dxa"/>
             <w:vAlign w:val="bottom"/>
           </w:tcPr>
           <w:p>
@@ -2254,7 +2856,7 @@
         </w:trPr>
         <w:tc>
           <w:tcPr>
-            <w:tcW w:w="1413" w:type="dxa"/>
+            <w:tcW w:w="1427" w:type="dxa"/>
             <w:vAlign w:val="bottom"/>
           </w:tcPr>
           <w:p>
@@ -2279,7 +2881,7 @@
         </w:tc>
         <w:tc>
           <w:tcPr>
-            <w:tcW w:w="4817" w:type="dxa"/>
+            <w:tcW w:w="4808" w:type="dxa"/>
             <w:vAlign w:val="bottom"/>
           </w:tcPr>
           <w:p>
@@ -2302,7 +2904,7 @@
         </w:tc>
         <w:tc>
           <w:tcPr>
-            <w:tcW w:w="3115" w:type="dxa"/>
+            <w:tcW w:w="3110" w:type="dxa"/>
             <w:vAlign w:val="bottom"/>
           </w:tcPr>
           <w:p>
@@ -2330,7 +2932,7 @@
         </w:trPr>
         <w:tc>
           <w:tcPr>
-            <w:tcW w:w="1413" w:type="dxa"/>
+            <w:tcW w:w="1427" w:type="dxa"/>
             <w:vAlign w:val="bottom"/>
           </w:tcPr>
           <w:p>
@@ -2355,7 +2957,7 @@
         </w:tc>
         <w:tc>
           <w:tcPr>
-            <w:tcW w:w="4817" w:type="dxa"/>
+            <w:tcW w:w="4808" w:type="dxa"/>
             <w:vAlign w:val="bottom"/>
           </w:tcPr>
           <w:p>
@@ -2378,7 +2980,7 @@
         </w:tc>
         <w:tc>
           <w:tcPr>
-            <w:tcW w:w="3115" w:type="dxa"/>
+            <w:tcW w:w="3110" w:type="dxa"/>
             <w:vAlign w:val="bottom"/>
           </w:tcPr>
           <w:p>
@@ -2413,11 +3015,11 @@
       </w:tr>
       <w:tr>
         <w:trPr>
-          <w:trHeight w:val="96"/>
+          <w:trHeight w:val="584"/>
         </w:trPr>
         <w:tc>
           <w:tcPr>
-            <w:tcW w:w="1413" w:type="dxa"/>
+            <w:tcW w:w="1427" w:type="dxa"/>
             <w:vAlign w:val="bottom"/>
           </w:tcPr>
           <w:p>
@@ -2444,7 +3046,7 @@
         </w:tc>
         <w:tc>
           <w:tcPr>
-            <w:tcW w:w="4817" w:type="dxa"/>
+            <w:tcW w:w="4808" w:type="dxa"/>
             <w:vAlign w:val="bottom"/>
           </w:tcPr>
           <w:p>
@@ -2465,7 +3067,7 @@
         </w:tc>
         <w:tc>
           <w:tcPr>
-            <w:tcW w:w="3115" w:type="dxa"/>
+            <w:tcW w:w="3110" w:type="dxa"/>
             <w:vAlign w:val="bottom"/>
           </w:tcPr>
           <w:p>
@@ -2481,6 +3083,73 @@
                 <w:color w:val="27251E"/>
               </w:rPr>
               <w:t>м (вещественное, 1 знак после запятой)</w:t>
+            </w:r>
+          </w:p>
+        </w:tc>
+      </w:tr>
+      <w:tr>
+        <w:trPr>
+          <w:trHeight w:val="56"/>
+        </w:trPr>
+        <w:tc>
+          <w:tcPr>
+            <w:tcW w:w="1427" w:type="dxa"/>
+            <w:tcBorders>
+              <w:bottom w:val="single" w:sz="4" w:space="0" w:color="auto"/>
+            </w:tcBorders>
+            <w:vAlign w:val="bottom"/>
+          </w:tcPr>
+          <w:p>
+            <w:pPr>
+              <w:rPr>
+                <w:rStyle w:val="HTML"/>
+                <w:rFonts w:eastAsiaTheme="majorEastAsia"/>
+                <w:b/>
+                <w:bCs/>
+                <w:color w:val="27251E"/>
+                <w:sz w:val="21"/>
+                <w:szCs w:val="21"/>
+                <w:bdr w:val="single" w:sz="2" w:space="0" w:color="auto" w:frame="1"/>
+              </w:rPr>
+            </w:pPr>
+            <w:proofErr w:type="spellStart"/>
+            <w:r>
+              <w:rPr>
+                <w:rFonts w:ascii="Courier New" w:eastAsiaTheme="majorEastAsia" w:hAnsi="Courier New" w:cs="Courier New"/>
+                <w:b/>
+                <w:bCs/>
+                <w:color w:val="FF0000"/>
+                <w:sz w:val="21"/>
+                <w:szCs w:val="21"/>
+                <w:bdr w:val="single" w:sz="2" w:space="0" w:color="auto" w:frame="1"/>
+              </w:rPr>
+              <w:t>iaq_class</w:t>
+            </w:r>
+            <w:proofErr w:type="spellEnd"/>
+          </w:p>
+        </w:tc>
+        <w:tc>
+          <w:tcPr>
+            <w:tcW w:w="7918" w:type="dxa"/>
+            <w:gridSpan w:val="2"/>
+            <w:tcBorders>
+              <w:bottom w:val="single" w:sz="4" w:space="0" w:color="auto"/>
+            </w:tcBorders>
+            <w:vAlign w:val="bottom"/>
+          </w:tcPr>
+          <w:p>
+            <w:pPr>
+              <w:rPr>
+                <w:rFonts w:ascii="Segoe UI" w:hAnsi="Segoe UI" w:cs="Segoe UI"/>
+                <w:color w:val="27251E"/>
+              </w:rPr>
+            </w:pPr>
+            <w:r>
+              <w:rPr>
+                <w:rFonts w:ascii="Segoe UI" w:hAnsi="Segoe UI" w:cs="Segoe UI"/>
+                <w:color w:val="27251E"/>
+              </w:rPr>
+              <w:t>елевая переменная классификации (0–5: отлично / хорошо / удовлетворительно / плохо / очень плохо / авария).</w:t>
             </w:r>
           </w:p>
         </w:tc>
@@ -2515,6 +3184,453 @@
 <file path=word/numbering.xml><?xml version="1.0" encoding="utf-8"?>
 <w:numbering xmlns:wpc="http://schemas.microsoft.com/office/word/2010/wordprocessingCanvas" xmlns:cx="http://schemas.microsoft.com/office/drawing/2014/chartex" xmlns:cx1="http://schemas.microsoft.com/office/drawing/2015/9/8/chartex" xmlns:cx2="http://schemas.microsoft.com/office/drawing/2015/10/21/chartex" xmlns:cx3="http://schemas.microsoft.com/office/drawing/2016/5/9/chartex" xmlns:cx4="http://schemas.microsoft.com/office/drawing/2016/5/10/chartex" xmlns:cx5="http://schemas.microsoft.com/office/drawing/2016/5/11/chartex" xmlns:cx6="http://schemas.microsoft.com/office/drawing/2016/5/12/chartex" xmlns:cx7="http://schemas.microsoft.com/office/drawing/2016/5/13/chartex" xmlns:cx8="http://schemas.microsoft.com/office/drawing/2016/5/14/chartex" xmlns:mc="http://schemas.openxmlformats.org/markup-compatibility/2006" xmlns:aink="http://schemas.microsoft.com/office/drawing/2016/ink" xmlns:am3d="http://schemas.microsoft.com/office/drawing/2017/model3d" xmlns:o="urn:schemas-microsoft-com:office:office" xmlns:oel="http://schemas.microsoft.com/office/2019/extlst" xmlns:r="http://schemas.openxmlformats.org/officeDocument/2006/relationships" xmlns:m="http://schemas.openxmlformats.org/officeDocument/2006/math" xmlns:v="urn:schemas-microsoft-com:vml" xmlns:wp14="http://schemas.microsoft.com/office/word/2010/wordprocessingDrawing" xmlns:wp="http://schemas.openxmlformats.org/drawingml/2006/wordprocessingDrawing" xmlns:w10="urn:schemas-microsoft-com:office:word" xmlns:w="http://schemas.openxmlformats.org/wordprocessingml/2006/main" xmlns:w14="http://schemas.microsoft.com/office/word/2010/wordml" xmlns:w15="http://schemas.microsoft.com/office/word/2012/wordml" xmlns:w16cex="http://schemas.microsoft.com/office/word/2018/wordml/cex" xmlns:w16cid="http://schemas.microsoft.com/office/word/2016/wordml/cid" xmlns:w16="http://schemas.microsoft.com/office/word/2018/wordml" xmlns:w16sdtdh="http://schemas.microsoft.com/office/word/2020/wordml/sdtdatahash" xmlns:w16se="http://schemas.microsoft.com/office/word/2015/wordml/symex" xmlns:wpg="http://schemas.microsoft.com/office/word/2010/wordprocessingGroup" xmlns:wpi="http://schemas.microsoft.com/office/word/2010/wordprocessingInk" xmlns:wne="http://schemas.microsoft.com/office/word/2006/wordml" xmlns:wps="http://schemas.microsoft.com/office/word/2010/wordprocessingShape" mc:Ignorable="w14 w15 w16se w16cid w16 w16cex w16sdtdh wp14">
   <w:abstractNum w:abstractNumId="0" w15:restartNumberingAfterBreak="0">
+    <w:nsid w:val="1E6E079C"/>
+    <w:multiLevelType w:val="multilevel"/>
+    <w:tmpl w:val="2812B4CE"/>
+    <w:lvl w:ilvl="0">
+      <w:start w:val="1"/>
+      <w:numFmt w:val="bullet"/>
+      <w:lvlText w:val=""/>
+      <w:lvlJc w:val="left"/>
+      <w:pPr>
+        <w:tabs>
+          <w:tab w:val="num" w:pos="720"/>
+        </w:tabs>
+        <w:ind w:left="720" w:hanging="360"/>
+      </w:pPr>
+      <w:rPr>
+        <w:rFonts w:ascii="Symbol" w:hAnsi="Symbol" w:hint="default"/>
+        <w:sz w:val="20"/>
+      </w:rPr>
+    </w:lvl>
+    <w:lvl w:ilvl="1" w:tentative="1">
+      <w:start w:val="1"/>
+      <w:numFmt w:val="bullet"/>
+      <w:lvlText w:val=""/>
+      <w:lvlJc w:val="left"/>
+      <w:pPr>
+        <w:tabs>
+          <w:tab w:val="num" w:pos="1440"/>
+        </w:tabs>
+        <w:ind w:left="1440" w:hanging="360"/>
+      </w:pPr>
+      <w:rPr>
+        <w:rFonts w:ascii="Symbol" w:hAnsi="Symbol" w:hint="default"/>
+        <w:sz w:val="20"/>
+      </w:rPr>
+    </w:lvl>
+    <w:lvl w:ilvl="2" w:tentative="1">
+      <w:start w:val="1"/>
+      <w:numFmt w:val="bullet"/>
+      <w:lvlText w:val=""/>
+      <w:lvlJc w:val="left"/>
+      <w:pPr>
+        <w:tabs>
+          <w:tab w:val="num" w:pos="2160"/>
+        </w:tabs>
+        <w:ind w:left="2160" w:hanging="360"/>
+      </w:pPr>
+      <w:rPr>
+        <w:rFonts w:ascii="Symbol" w:hAnsi="Symbol" w:hint="default"/>
+        <w:sz w:val="20"/>
+      </w:rPr>
+    </w:lvl>
+    <w:lvl w:ilvl="3" w:tentative="1">
+      <w:start w:val="1"/>
+      <w:numFmt w:val="bullet"/>
+      <w:lvlText w:val=""/>
+      <w:lvlJc w:val="left"/>
+      <w:pPr>
+        <w:tabs>
+          <w:tab w:val="num" w:pos="2880"/>
+        </w:tabs>
+        <w:ind w:left="2880" w:hanging="360"/>
+      </w:pPr>
+      <w:rPr>
+        <w:rFonts w:ascii="Symbol" w:hAnsi="Symbol" w:hint="default"/>
+        <w:sz w:val="20"/>
+      </w:rPr>
+    </w:lvl>
+    <w:lvl w:ilvl="4" w:tentative="1">
+      <w:start w:val="1"/>
+      <w:numFmt w:val="bullet"/>
+      <w:lvlText w:val=""/>
+      <w:lvlJc w:val="left"/>
+      <w:pPr>
+        <w:tabs>
+          <w:tab w:val="num" w:pos="3600"/>
+        </w:tabs>
+        <w:ind w:left="3600" w:hanging="360"/>
+      </w:pPr>
+      <w:rPr>
+        <w:rFonts w:ascii="Symbol" w:hAnsi="Symbol" w:hint="default"/>
+        <w:sz w:val="20"/>
+      </w:rPr>
+    </w:lvl>
+    <w:lvl w:ilvl="5" w:tentative="1">
+      <w:start w:val="1"/>
+      <w:numFmt w:val="bullet"/>
+      <w:lvlText w:val=""/>
+      <w:lvlJc w:val="left"/>
+      <w:pPr>
+        <w:tabs>
+          <w:tab w:val="num" w:pos="4320"/>
+        </w:tabs>
+        <w:ind w:left="4320" w:hanging="360"/>
+      </w:pPr>
+      <w:rPr>
+        <w:rFonts w:ascii="Symbol" w:hAnsi="Symbol" w:hint="default"/>
+        <w:sz w:val="20"/>
+      </w:rPr>
+    </w:lvl>
+    <w:lvl w:ilvl="6" w:tentative="1">
+      <w:start w:val="1"/>
+      <w:numFmt w:val="bullet"/>
+      <w:lvlText w:val=""/>
+      <w:lvlJc w:val="left"/>
+      <w:pPr>
+        <w:tabs>
+          <w:tab w:val="num" w:pos="5040"/>
+        </w:tabs>
+        <w:ind w:left="5040" w:hanging="360"/>
+      </w:pPr>
+      <w:rPr>
+        <w:rFonts w:ascii="Symbol" w:hAnsi="Symbol" w:hint="default"/>
+        <w:sz w:val="20"/>
+      </w:rPr>
+    </w:lvl>
+    <w:lvl w:ilvl="7" w:tentative="1">
+      <w:start w:val="1"/>
+      <w:numFmt w:val="bullet"/>
+      <w:lvlText w:val=""/>
+      <w:lvlJc w:val="left"/>
+      <w:pPr>
+        <w:tabs>
+          <w:tab w:val="num" w:pos="5760"/>
+        </w:tabs>
+        <w:ind w:left="5760" w:hanging="360"/>
+      </w:pPr>
+      <w:rPr>
+        <w:rFonts w:ascii="Symbol" w:hAnsi="Symbol" w:hint="default"/>
+        <w:sz w:val="20"/>
+      </w:rPr>
+    </w:lvl>
+    <w:lvl w:ilvl="8" w:tentative="1">
+      <w:start w:val="1"/>
+      <w:numFmt w:val="bullet"/>
+      <w:lvlText w:val=""/>
+      <w:lvlJc w:val="left"/>
+      <w:pPr>
+        <w:tabs>
+          <w:tab w:val="num" w:pos="6480"/>
+        </w:tabs>
+        <w:ind w:left="6480" w:hanging="360"/>
+      </w:pPr>
+      <w:rPr>
+        <w:rFonts w:ascii="Symbol" w:hAnsi="Symbol" w:hint="default"/>
+        <w:sz w:val="20"/>
+      </w:rPr>
+    </w:lvl>
+  </w:abstractNum>
+  <w:abstractNum w:abstractNumId="1" w15:restartNumberingAfterBreak="0">
+    <w:nsid w:val="36BA2B47"/>
+    <w:multiLevelType w:val="multilevel"/>
+    <w:tmpl w:val="17EC2356"/>
+    <w:lvl w:ilvl="0">
+      <w:start w:val="1"/>
+      <w:numFmt w:val="bullet"/>
+      <w:lvlText w:val=""/>
+      <w:lvlJc w:val="left"/>
+      <w:pPr>
+        <w:tabs>
+          <w:tab w:val="num" w:pos="720"/>
+        </w:tabs>
+        <w:ind w:left="720" w:hanging="360"/>
+      </w:pPr>
+      <w:rPr>
+        <w:rFonts w:ascii="Symbol" w:hAnsi="Symbol" w:hint="default"/>
+        <w:sz w:val="20"/>
+      </w:rPr>
+    </w:lvl>
+    <w:lvl w:ilvl="1" w:tentative="1">
+      <w:start w:val="1"/>
+      <w:numFmt w:val="bullet"/>
+      <w:lvlText w:val=""/>
+      <w:lvlJc w:val="left"/>
+      <w:pPr>
+        <w:tabs>
+          <w:tab w:val="num" w:pos="1440"/>
+        </w:tabs>
+        <w:ind w:left="1440" w:hanging="360"/>
+      </w:pPr>
+      <w:rPr>
+        <w:rFonts w:ascii="Symbol" w:hAnsi="Symbol" w:hint="default"/>
+        <w:sz w:val="20"/>
+      </w:rPr>
+    </w:lvl>
+    <w:lvl w:ilvl="2" w:tentative="1">
+      <w:start w:val="1"/>
+      <w:numFmt w:val="bullet"/>
+      <w:lvlText w:val=""/>
+      <w:lvlJc w:val="left"/>
+      <w:pPr>
+        <w:tabs>
+          <w:tab w:val="num" w:pos="2160"/>
+        </w:tabs>
+        <w:ind w:left="2160" w:hanging="360"/>
+      </w:pPr>
+      <w:rPr>
+        <w:rFonts w:ascii="Symbol" w:hAnsi="Symbol" w:hint="default"/>
+        <w:sz w:val="20"/>
+      </w:rPr>
+    </w:lvl>
+    <w:lvl w:ilvl="3" w:tentative="1">
+      <w:start w:val="1"/>
+      <w:numFmt w:val="bullet"/>
+      <w:lvlText w:val=""/>
+      <w:lvlJc w:val="left"/>
+      <w:pPr>
+        <w:tabs>
+          <w:tab w:val="num" w:pos="2880"/>
+        </w:tabs>
+        <w:ind w:left="2880" w:hanging="360"/>
+      </w:pPr>
+      <w:rPr>
+        <w:rFonts w:ascii="Symbol" w:hAnsi="Symbol" w:hint="default"/>
+        <w:sz w:val="20"/>
+      </w:rPr>
+    </w:lvl>
+    <w:lvl w:ilvl="4" w:tentative="1">
+      <w:start w:val="1"/>
+      <w:numFmt w:val="bullet"/>
+      <w:lvlText w:val=""/>
+      <w:lvlJc w:val="left"/>
+      <w:pPr>
+        <w:tabs>
+          <w:tab w:val="num" w:pos="3600"/>
+        </w:tabs>
+        <w:ind w:left="3600" w:hanging="360"/>
+      </w:pPr>
+      <w:rPr>
+        <w:rFonts w:ascii="Symbol" w:hAnsi="Symbol" w:hint="default"/>
+        <w:sz w:val="20"/>
+      </w:rPr>
+    </w:lvl>
+    <w:lvl w:ilvl="5" w:tentative="1">
+      <w:start w:val="1"/>
+      <w:numFmt w:val="bullet"/>
+      <w:lvlText w:val=""/>
+      <w:lvlJc w:val="left"/>
+      <w:pPr>
+        <w:tabs>
+          <w:tab w:val="num" w:pos="4320"/>
+        </w:tabs>
+        <w:ind w:left="4320" w:hanging="360"/>
+      </w:pPr>
+      <w:rPr>
+        <w:rFonts w:ascii="Symbol" w:hAnsi="Symbol" w:hint="default"/>
+        <w:sz w:val="20"/>
+      </w:rPr>
+    </w:lvl>
+    <w:lvl w:ilvl="6" w:tentative="1">
+      <w:start w:val="1"/>
+      <w:numFmt w:val="bullet"/>
+      <w:lvlText w:val=""/>
+      <w:lvlJc w:val="left"/>
+      <w:pPr>
+        <w:tabs>
+          <w:tab w:val="num" w:pos="5040"/>
+        </w:tabs>
+        <w:ind w:left="5040" w:hanging="360"/>
+      </w:pPr>
+      <w:rPr>
+        <w:rFonts w:ascii="Symbol" w:hAnsi="Symbol" w:hint="default"/>
+        <w:sz w:val="20"/>
+      </w:rPr>
+    </w:lvl>
+    <w:lvl w:ilvl="7" w:tentative="1">
+      <w:start w:val="1"/>
+      <w:numFmt w:val="bullet"/>
+      <w:lvlText w:val=""/>
+      <w:lvlJc w:val="left"/>
+      <w:pPr>
+        <w:tabs>
+          <w:tab w:val="num" w:pos="5760"/>
+        </w:tabs>
+        <w:ind w:left="5760" w:hanging="360"/>
+      </w:pPr>
+      <w:rPr>
+        <w:rFonts w:ascii="Symbol" w:hAnsi="Symbol" w:hint="default"/>
+        <w:sz w:val="20"/>
+      </w:rPr>
+    </w:lvl>
+    <w:lvl w:ilvl="8" w:tentative="1">
+      <w:start w:val="1"/>
+      <w:numFmt w:val="bullet"/>
+      <w:lvlText w:val=""/>
+      <w:lvlJc w:val="left"/>
+      <w:pPr>
+        <w:tabs>
+          <w:tab w:val="num" w:pos="6480"/>
+        </w:tabs>
+        <w:ind w:left="6480" w:hanging="360"/>
+      </w:pPr>
+      <w:rPr>
+        <w:rFonts w:ascii="Symbol" w:hAnsi="Symbol" w:hint="default"/>
+        <w:sz w:val="20"/>
+      </w:rPr>
+    </w:lvl>
+  </w:abstractNum>
+  <w:abstractNum w:abstractNumId="2" w15:restartNumberingAfterBreak="0">
+    <w:nsid w:val="4B66547E"/>
+    <w:multiLevelType w:val="multilevel"/>
+    <w:tmpl w:val="4A981606"/>
+    <w:lvl w:ilvl="0">
+      <w:start w:val="1"/>
+      <w:numFmt w:val="bullet"/>
+      <w:lvlText w:val=""/>
+      <w:lvlJc w:val="left"/>
+      <w:pPr>
+        <w:tabs>
+          <w:tab w:val="num" w:pos="720"/>
+        </w:tabs>
+        <w:ind w:left="720" w:hanging="360"/>
+      </w:pPr>
+      <w:rPr>
+        <w:rFonts w:ascii="Symbol" w:hAnsi="Symbol" w:hint="default"/>
+        <w:sz w:val="20"/>
+      </w:rPr>
+    </w:lvl>
+    <w:lvl w:ilvl="1" w:tentative="1">
+      <w:start w:val="1"/>
+      <w:numFmt w:val="bullet"/>
+      <w:lvlText w:val=""/>
+      <w:lvlJc w:val="left"/>
+      <w:pPr>
+        <w:tabs>
+          <w:tab w:val="num" w:pos="1440"/>
+        </w:tabs>
+        <w:ind w:left="1440" w:hanging="360"/>
+      </w:pPr>
+      <w:rPr>
+        <w:rFonts w:ascii="Symbol" w:hAnsi="Symbol" w:hint="default"/>
+        <w:sz w:val="20"/>
+      </w:rPr>
+    </w:lvl>
+    <w:lvl w:ilvl="2" w:tentative="1">
+      <w:start w:val="1"/>
+      <w:numFmt w:val="bullet"/>
+      <w:lvlText w:val=""/>
+      <w:lvlJc w:val="left"/>
+      <w:pPr>
+        <w:tabs>
+          <w:tab w:val="num" w:pos="2160"/>
+        </w:tabs>
+        <w:ind w:left="2160" w:hanging="360"/>
+      </w:pPr>
+      <w:rPr>
+        <w:rFonts w:ascii="Symbol" w:hAnsi="Symbol" w:hint="default"/>
+        <w:sz w:val="20"/>
+      </w:rPr>
+    </w:lvl>
+    <w:lvl w:ilvl="3" w:tentative="1">
+      <w:start w:val="1"/>
+      <w:numFmt w:val="bullet"/>
+      <w:lvlText w:val=""/>
+      <w:lvlJc w:val="left"/>
+      <w:pPr>
+        <w:tabs>
+          <w:tab w:val="num" w:pos="2880"/>
+        </w:tabs>
+        <w:ind w:left="2880" w:hanging="360"/>
+      </w:pPr>
+      <w:rPr>
+        <w:rFonts w:ascii="Symbol" w:hAnsi="Symbol" w:hint="default"/>
+        <w:sz w:val="20"/>
+      </w:rPr>
+    </w:lvl>
+    <w:lvl w:ilvl="4" w:tentative="1">
+      <w:start w:val="1"/>
+      <w:numFmt w:val="bullet"/>
+      <w:lvlText w:val=""/>
+      <w:lvlJc w:val="left"/>
+      <w:pPr>
+        <w:tabs>
+          <w:tab w:val="num" w:pos="3600"/>
+        </w:tabs>
+        <w:ind w:left="3600" w:hanging="360"/>
+      </w:pPr>
+      <w:rPr>
+        <w:rFonts w:ascii="Symbol" w:hAnsi="Symbol" w:hint="default"/>
+        <w:sz w:val="20"/>
+      </w:rPr>
+    </w:lvl>
+    <w:lvl w:ilvl="5" w:tentative="1">
+      <w:start w:val="1"/>
+      <w:numFmt w:val="bullet"/>
+      <w:lvlText w:val=""/>
+      <w:lvlJc w:val="left"/>
+      <w:pPr>
+        <w:tabs>
+          <w:tab w:val="num" w:pos="4320"/>
+        </w:tabs>
+        <w:ind w:left="4320" w:hanging="360"/>
+      </w:pPr>
+      <w:rPr>
+        <w:rFonts w:ascii="Symbol" w:hAnsi="Symbol" w:hint="default"/>
+        <w:sz w:val="20"/>
+      </w:rPr>
+    </w:lvl>
+    <w:lvl w:ilvl="6" w:tentative="1">
+      <w:start w:val="1"/>
+      <w:numFmt w:val="bullet"/>
+      <w:lvlText w:val=""/>
+      <w:lvlJc w:val="left"/>
+      <w:pPr>
+        <w:tabs>
+          <w:tab w:val="num" w:pos="5040"/>
+        </w:tabs>
+        <w:ind w:left="5040" w:hanging="360"/>
+      </w:pPr>
+      <w:rPr>
+        <w:rFonts w:ascii="Symbol" w:hAnsi="Symbol" w:hint="default"/>
+        <w:sz w:val="20"/>
+      </w:rPr>
+    </w:lvl>
+    <w:lvl w:ilvl="7" w:tentative="1">
+      <w:start w:val="1"/>
+      <w:numFmt w:val="bullet"/>
+      <w:lvlText w:val=""/>
+      <w:lvlJc w:val="left"/>
+      <w:pPr>
+        <w:tabs>
+          <w:tab w:val="num" w:pos="5760"/>
+        </w:tabs>
+        <w:ind w:left="5760" w:hanging="360"/>
+      </w:pPr>
+      <w:rPr>
+        <w:rFonts w:ascii="Symbol" w:hAnsi="Symbol" w:hint="default"/>
+        <w:sz w:val="20"/>
+      </w:rPr>
+    </w:lvl>
+    <w:lvl w:ilvl="8" w:tentative="1">
+      <w:start w:val="1"/>
+      <w:numFmt w:val="bullet"/>
+      <w:lvlText w:val=""/>
+      <w:lvlJc w:val="left"/>
+      <w:pPr>
+        <w:tabs>
+          <w:tab w:val="num" w:pos="6480"/>
+        </w:tabs>
+        <w:ind w:left="6480" w:hanging="360"/>
+      </w:pPr>
+      <w:rPr>
+        <w:rFonts w:ascii="Symbol" w:hAnsi="Symbol" w:hint="default"/>
+        <w:sz w:val="20"/>
+      </w:rPr>
+    </w:lvl>
+  </w:abstractNum>
+  <w:abstractNum w:abstractNumId="3" w15:restartNumberingAfterBreak="0">
     <w:nsid w:val="6D4540B5"/>
     <w:multiLevelType w:val="hybridMultilevel"/>
     <w:tmpl w:val="24CC1588"/>
@@ -2627,8 +3743,169 @@
       </w:rPr>
     </w:lvl>
   </w:abstractNum>
+  <w:abstractNum w:abstractNumId="4" w15:restartNumberingAfterBreak="0">
+    <w:nsid w:val="71814123"/>
+    <w:multiLevelType w:val="multilevel"/>
+    <w:tmpl w:val="5E9041E6"/>
+    <w:lvl w:ilvl="0">
+      <w:start w:val="1"/>
+      <w:numFmt w:val="bullet"/>
+      <w:lvlText w:val=""/>
+      <w:lvlJc w:val="left"/>
+      <w:pPr>
+        <w:tabs>
+          <w:tab w:val="num" w:pos="720"/>
+        </w:tabs>
+        <w:ind w:left="720" w:hanging="360"/>
+      </w:pPr>
+      <w:rPr>
+        <w:rFonts w:ascii="Symbol" w:hAnsi="Symbol" w:hint="default"/>
+        <w:sz w:val="20"/>
+      </w:rPr>
+    </w:lvl>
+    <w:lvl w:ilvl="1" w:tentative="1">
+      <w:start w:val="1"/>
+      <w:numFmt w:val="bullet"/>
+      <w:lvlText w:val=""/>
+      <w:lvlJc w:val="left"/>
+      <w:pPr>
+        <w:tabs>
+          <w:tab w:val="num" w:pos="1440"/>
+        </w:tabs>
+        <w:ind w:left="1440" w:hanging="360"/>
+      </w:pPr>
+      <w:rPr>
+        <w:rFonts w:ascii="Symbol" w:hAnsi="Symbol" w:hint="default"/>
+        <w:sz w:val="20"/>
+      </w:rPr>
+    </w:lvl>
+    <w:lvl w:ilvl="2" w:tentative="1">
+      <w:start w:val="1"/>
+      <w:numFmt w:val="bullet"/>
+      <w:lvlText w:val=""/>
+      <w:lvlJc w:val="left"/>
+      <w:pPr>
+        <w:tabs>
+          <w:tab w:val="num" w:pos="2160"/>
+        </w:tabs>
+        <w:ind w:left="2160" w:hanging="360"/>
+      </w:pPr>
+      <w:rPr>
+        <w:rFonts w:ascii="Symbol" w:hAnsi="Symbol" w:hint="default"/>
+        <w:sz w:val="20"/>
+      </w:rPr>
+    </w:lvl>
+    <w:lvl w:ilvl="3" w:tentative="1">
+      <w:start w:val="1"/>
+      <w:numFmt w:val="bullet"/>
+      <w:lvlText w:val=""/>
+      <w:lvlJc w:val="left"/>
+      <w:pPr>
+        <w:tabs>
+          <w:tab w:val="num" w:pos="2880"/>
+        </w:tabs>
+        <w:ind w:left="2880" w:hanging="360"/>
+      </w:pPr>
+      <w:rPr>
+        <w:rFonts w:ascii="Symbol" w:hAnsi="Symbol" w:hint="default"/>
+        <w:sz w:val="20"/>
+      </w:rPr>
+    </w:lvl>
+    <w:lvl w:ilvl="4" w:tentative="1">
+      <w:start w:val="1"/>
+      <w:numFmt w:val="bullet"/>
+      <w:lvlText w:val=""/>
+      <w:lvlJc w:val="left"/>
+      <w:pPr>
+        <w:tabs>
+          <w:tab w:val="num" w:pos="3600"/>
+        </w:tabs>
+        <w:ind w:left="3600" w:hanging="360"/>
+      </w:pPr>
+      <w:rPr>
+        <w:rFonts w:ascii="Symbol" w:hAnsi="Symbol" w:hint="default"/>
+        <w:sz w:val="20"/>
+      </w:rPr>
+    </w:lvl>
+    <w:lvl w:ilvl="5" w:tentative="1">
+      <w:start w:val="1"/>
+      <w:numFmt w:val="bullet"/>
+      <w:lvlText w:val=""/>
+      <w:lvlJc w:val="left"/>
+      <w:pPr>
+        <w:tabs>
+          <w:tab w:val="num" w:pos="4320"/>
+        </w:tabs>
+        <w:ind w:left="4320" w:hanging="360"/>
+      </w:pPr>
+      <w:rPr>
+        <w:rFonts w:ascii="Symbol" w:hAnsi="Symbol" w:hint="default"/>
+        <w:sz w:val="20"/>
+      </w:rPr>
+    </w:lvl>
+    <w:lvl w:ilvl="6" w:tentative="1">
+      <w:start w:val="1"/>
+      <w:numFmt w:val="bullet"/>
+      <w:lvlText w:val=""/>
+      <w:lvlJc w:val="left"/>
+      <w:pPr>
+        <w:tabs>
+          <w:tab w:val="num" w:pos="5040"/>
+        </w:tabs>
+        <w:ind w:left="5040" w:hanging="360"/>
+      </w:pPr>
+      <w:rPr>
+        <w:rFonts w:ascii="Symbol" w:hAnsi="Symbol" w:hint="default"/>
+        <w:sz w:val="20"/>
+      </w:rPr>
+    </w:lvl>
+    <w:lvl w:ilvl="7" w:tentative="1">
+      <w:start w:val="1"/>
+      <w:numFmt w:val="bullet"/>
+      <w:lvlText w:val=""/>
+      <w:lvlJc w:val="left"/>
+      <w:pPr>
+        <w:tabs>
+          <w:tab w:val="num" w:pos="5760"/>
+        </w:tabs>
+        <w:ind w:left="5760" w:hanging="360"/>
+      </w:pPr>
+      <w:rPr>
+        <w:rFonts w:ascii="Symbol" w:hAnsi="Symbol" w:hint="default"/>
+        <w:sz w:val="20"/>
+      </w:rPr>
+    </w:lvl>
+    <w:lvl w:ilvl="8" w:tentative="1">
+      <w:start w:val="1"/>
+      <w:numFmt w:val="bullet"/>
+      <w:lvlText w:val=""/>
+      <w:lvlJc w:val="left"/>
+      <w:pPr>
+        <w:tabs>
+          <w:tab w:val="num" w:pos="6480"/>
+        </w:tabs>
+        <w:ind w:left="6480" w:hanging="360"/>
+      </w:pPr>
+      <w:rPr>
+        <w:rFonts w:ascii="Symbol" w:hAnsi="Symbol" w:hint="default"/>
+        <w:sz w:val="20"/>
+      </w:rPr>
+    </w:lvl>
+  </w:abstractNum>
   <w:num w:numId="1" w16cid:durableId="1899776214">
+    <w:abstractNumId w:val="3"/>
+  </w:num>
+  <w:num w:numId="2" w16cid:durableId="1666005750">
     <w:abstractNumId w:val="0"/>
+  </w:num>
+  <w:num w:numId="3" w16cid:durableId="1320963342">
+    <w:abstractNumId w:val="4"/>
+  </w:num>
+  <w:num w:numId="4" w16cid:durableId="2041200389">
+    <w:abstractNumId w:val="1"/>
+  </w:num>
+  <w:num w:numId="5" w16cid:durableId="792556824">
+    <w:abstractNumId w:val="2"/>
   </w:num>
 </w:numbering>
 </file>
